--- a/Session-23/Jenkins WIth Locust.docx
+++ b/Session-23/Jenkins WIth Locust.docx
@@ -317,19 +317,342 @@
           <w:lang w:val="en-US"/>
         </w:rPr>
       </w:pPr>
-    </w:p>
-    <w:p>
-      <w:pPr>
-        <w:rPr>
-          <w:lang w:val="en-US"/>
-        </w:rPr>
-      </w:pPr>
-      <w:proofErr w:type="spellStart"/>
+      <w:r>
+        <w:rPr>
+          <w:lang w:val="en-US"/>
+        </w:rPr>
+        <w:t>pipeline {</w:t>
+      </w:r>
+    </w:p>
+    <w:p>
+      <w:pPr>
+        <w:rPr>
+          <w:lang w:val="en-US"/>
+        </w:rPr>
+      </w:pPr>
       <w:r>
         <w:rPr>
           <w:lang w:val="en-US"/>
         </w:rPr>
         <w:lastRenderedPageBreak/>
+        <w:t xml:space="preserve">    agent any</w:t>
+      </w:r>
+    </w:p>
+    <w:p>
+      <w:pPr>
+        <w:rPr>
+          <w:lang w:val="en-US"/>
+        </w:rPr>
+      </w:pPr>
+    </w:p>
+    <w:p>
+      <w:pPr>
+        <w:rPr>
+          <w:lang w:val="en-US"/>
+        </w:rPr>
+      </w:pPr>
+      <w:r>
+        <w:rPr>
+          <w:lang w:val="en-US"/>
+        </w:rPr>
+        <w:t xml:space="preserve">    stages {</w:t>
+      </w:r>
+    </w:p>
+    <w:p>
+      <w:pPr>
+        <w:rPr>
+          <w:lang w:val="en-US"/>
+        </w:rPr>
+      </w:pPr>
+      <w:r>
+        <w:rPr>
+          <w:lang w:val="en-US"/>
+        </w:rPr>
+        <w:t xml:space="preserve">        </w:t>
+      </w:r>
+      <w:proofErr w:type="gramStart"/>
+      <w:r>
+        <w:rPr>
+          <w:lang w:val="en-US"/>
+        </w:rPr>
+        <w:t>stage(</w:t>
+      </w:r>
+      <w:proofErr w:type="gramEnd"/>
+      <w:r>
+        <w:rPr>
+          <w:lang w:val="en-US"/>
+        </w:rPr>
+        <w:t>'Setup Locust Tests') {</w:t>
+      </w:r>
+    </w:p>
+    <w:p>
+      <w:pPr>
+        <w:rPr>
+          <w:lang w:val="en-US"/>
+        </w:rPr>
+      </w:pPr>
+      <w:r>
+        <w:rPr>
+          <w:lang w:val="en-US"/>
+        </w:rPr>
+        <w:t xml:space="preserve">            steps {</w:t>
+      </w:r>
+    </w:p>
+    <w:p>
+      <w:pPr>
+        <w:rPr>
+          <w:lang w:val="en-US"/>
+        </w:rPr>
+      </w:pPr>
+      <w:r>
+        <w:rPr>
+          <w:lang w:val="en-US"/>
+        </w:rPr>
+        <w:t xml:space="preserve">                </w:t>
+      </w:r>
+      <w:proofErr w:type="spellStart"/>
+      <w:r>
+        <w:rPr>
+          <w:lang w:val="en-US"/>
+        </w:rPr>
+        <w:t>sh</w:t>
+      </w:r>
+      <w:proofErr w:type="spellEnd"/>
+      <w:r>
+        <w:rPr>
+          <w:lang w:val="en-US"/>
+        </w:rPr>
+        <w:t xml:space="preserve"> '''</w:t>
+      </w:r>
+    </w:p>
+    <w:p>
+      <w:pPr>
+        <w:rPr>
+          <w:lang w:val="en-US"/>
+        </w:rPr>
+      </w:pPr>
+      <w:r>
+        <w:rPr>
+          <w:lang w:val="en-US"/>
+        </w:rPr>
+        <w:t xml:space="preserve">                locust -f locustfile.py --headless -u 100 -r 10 --run-time 1m --host http://localhost:8089</w:t>
+      </w:r>
+    </w:p>
+    <w:p>
+      <w:pPr>
+        <w:rPr>
+          <w:lang w:val="en-US"/>
+        </w:rPr>
+      </w:pPr>
+      <w:r>
+        <w:rPr>
+          <w:lang w:val="en-US"/>
+        </w:rPr>
+        <w:t xml:space="preserve">                '''</w:t>
+      </w:r>
+    </w:p>
+    <w:p>
+      <w:pPr>
+        <w:rPr>
+          <w:lang w:val="en-US"/>
+        </w:rPr>
+      </w:pPr>
+      <w:r>
+        <w:rPr>
+          <w:lang w:val="en-US"/>
+        </w:rPr>
+        <w:t xml:space="preserve">            }</w:t>
+      </w:r>
+    </w:p>
+    <w:p>
+      <w:pPr>
+        <w:rPr>
+          <w:lang w:val="en-US"/>
+        </w:rPr>
+      </w:pPr>
+      <w:r>
+        <w:rPr>
+          <w:lang w:val="en-US"/>
+        </w:rPr>
+        <w:t xml:space="preserve">        }</w:t>
+      </w:r>
+    </w:p>
+    <w:p>
+      <w:pPr>
+        <w:rPr>
+          <w:lang w:val="en-US"/>
+        </w:rPr>
+      </w:pPr>
+      <w:r>
+        <w:rPr>
+          <w:lang w:val="en-US"/>
+        </w:rPr>
+        <w:t xml:space="preserve">        </w:t>
+      </w:r>
+      <w:proofErr w:type="gramStart"/>
+      <w:r>
+        <w:rPr>
+          <w:lang w:val="en-US"/>
+        </w:rPr>
+        <w:t>stage(</w:t>
+      </w:r>
+      <w:proofErr w:type="gramEnd"/>
+      <w:r>
+        <w:rPr>
+          <w:lang w:val="en-US"/>
+        </w:rPr>
+        <w:t>'Archive results'){</w:t>
+      </w:r>
+    </w:p>
+    <w:p>
+      <w:pPr>
+        <w:rPr>
+          <w:lang w:val="en-US"/>
+        </w:rPr>
+      </w:pPr>
+      <w:r>
+        <w:rPr>
+          <w:lang w:val="en-US"/>
+        </w:rPr>
+        <w:t xml:space="preserve">            </w:t>
+      </w:r>
+      <w:proofErr w:type="gramStart"/>
+      <w:r>
+        <w:rPr>
+          <w:lang w:val="en-US"/>
+        </w:rPr>
+        <w:t>steps{</w:t>
+      </w:r>
+      <w:proofErr w:type="gramEnd"/>
+    </w:p>
+    <w:p>
+      <w:pPr>
+        <w:rPr>
+          <w:lang w:val="en-US"/>
+        </w:rPr>
+      </w:pPr>
+      <w:r>
+        <w:rPr>
+          <w:lang w:val="en-US"/>
+        </w:rPr>
+        <w:t xml:space="preserve">                </w:t>
+      </w:r>
+      <w:proofErr w:type="spellStart"/>
+      <w:r>
+        <w:rPr>
+          <w:lang w:val="en-US"/>
+        </w:rPr>
+        <w:t>archiveArtifacts</w:t>
+      </w:r>
+      <w:proofErr w:type="spellEnd"/>
+      <w:r>
+        <w:rPr>
+          <w:lang w:val="en-US"/>
+        </w:rPr>
+        <w:t xml:space="preserve"> artifacts: '</w:t>
+      </w:r>
+      <w:proofErr w:type="spellStart"/>
+      <w:r>
+        <w:rPr>
+          <w:lang w:val="en-US"/>
+        </w:rPr>
+        <w:t>locust_output</w:t>
+      </w:r>
+      <w:proofErr w:type="spellEnd"/>
+      <w:r>
+        <w:rPr>
+          <w:lang w:val="en-US"/>
+        </w:rPr>
+        <w:t>*</w:t>
+      </w:r>
+      <w:proofErr w:type="gramStart"/>
+      <w:r>
+        <w:rPr>
+          <w:lang w:val="en-US"/>
+        </w:rPr>
+        <w:t>',</w:t>
+      </w:r>
+      <w:proofErr w:type="spellStart"/>
+      <w:r>
+        <w:rPr>
+          <w:lang w:val="en-US"/>
+        </w:rPr>
+        <w:t>fingerprint</w:t>
+      </w:r>
+      <w:proofErr w:type="gramEnd"/>
+      <w:r>
+        <w:rPr>
+          <w:lang w:val="en-US"/>
+        </w:rPr>
+        <w:t>:true</w:t>
+      </w:r>
+      <w:proofErr w:type="spellEnd"/>
+    </w:p>
+    <w:p>
+      <w:pPr>
+        <w:rPr>
+          <w:lang w:val="en-US"/>
+        </w:rPr>
+      </w:pPr>
+      <w:r>
+        <w:rPr>
+          <w:lang w:val="en-US"/>
+        </w:rPr>
+        <w:t xml:space="preserve">            }</w:t>
+      </w:r>
+    </w:p>
+    <w:p>
+      <w:pPr>
+        <w:rPr>
+          <w:lang w:val="en-US"/>
+        </w:rPr>
+      </w:pPr>
+      <w:r>
+        <w:rPr>
+          <w:lang w:val="en-US"/>
+        </w:rPr>
+        <w:t xml:space="preserve">        }</w:t>
+      </w:r>
+    </w:p>
+    <w:p>
+      <w:pPr>
+        <w:rPr>
+          <w:lang w:val="en-US"/>
+        </w:rPr>
+      </w:pPr>
+      <w:r>
+        <w:rPr>
+          <w:lang w:val="en-US"/>
+        </w:rPr>
+        <w:t xml:space="preserve">    }</w:t>
+      </w:r>
+    </w:p>
+    <w:p>
+      <w:pPr>
+        <w:rPr>
+          <w:lang w:val="en-US"/>
+        </w:rPr>
+      </w:pPr>
+      <w:r>
+        <w:rPr>
+          <w:lang w:val="en-US"/>
+        </w:rPr>
+        <w:t>}</w:t>
+      </w:r>
+      <w:bookmarkStart w:id="0" w:name="_GoBack"/>
+      <w:bookmarkEnd w:id="0"/>
+    </w:p>
+    <w:p>
+      <w:pPr>
+        <w:rPr>
+          <w:lang w:val="en-US"/>
+        </w:rPr>
+      </w:pPr>
+      <w:proofErr w:type="spellStart"/>
+      <w:r>
+        <w:rPr>
+          <w:lang w:val="en-US"/>
+        </w:rPr>
         <w:t>Goto</w:t>
       </w:r>
       <w:proofErr w:type="spellEnd"/>
@@ -1173,6 +1496,7 @@
         <w:rPr>
           <w:lang w:val="en-US"/>
         </w:rPr>
+        <w:lastRenderedPageBreak/>
         <w:t>goto</w:t>
       </w:r>
       <w:proofErr w:type="spellEnd"/>
@@ -1272,7 +1596,6 @@
           <w:noProof/>
           <w:lang w:eastAsia="en-IN"/>
         </w:rPr>
-        <w:lastRenderedPageBreak/>
         <w:drawing>
           <wp:inline distT="0" distB="0" distL="0" distR="0" wp14:anchorId="6F4C2FFD" wp14:editId="42C29EA7">
             <wp:extent cx="4686300" cy="2609850"/>
@@ -1335,6 +1658,7 @@
           <w:noProof/>
           <w:lang w:eastAsia="en-IN"/>
         </w:rPr>
+        <w:lastRenderedPageBreak/>
         <w:drawing>
           <wp:inline distT="0" distB="0" distL="0" distR="0" wp14:anchorId="01CE363C" wp14:editId="0F790A39">
             <wp:extent cx="5731510" cy="2562225"/>
@@ -1378,8 +1702,6 @@
           </wp:inline>
         </w:drawing>
       </w:r>
-      <w:bookmarkStart w:id="0" w:name="_GoBack"/>
-      <w:bookmarkEnd w:id="0"/>
     </w:p>
     <w:sectPr>
       <w:pgSz w:w="11906" w:h="16838"/>

--- a/Session-23/Jenkins WIth Locust.docx
+++ b/Session-23/Jenkins WIth Locust.docx
@@ -633,11 +633,174 @@
           <w:lang w:val="en-US"/>
         </w:rPr>
       </w:pPr>
+    </w:p>
+    <w:p>
+      <w:pPr>
+        <w:rPr>
+          <w:lang w:val="en-US"/>
+        </w:rPr>
+      </w:pPr>
       <w:r>
         <w:rPr>
           <w:lang w:val="en-US"/>
         </w:rPr>
         <w:t>}</w:t>
+      </w:r>
+    </w:p>
+    <w:p>
+      <w:pPr>
+        <w:rPr>
+          <w:lang w:val="en-US"/>
+        </w:rPr>
+      </w:pPr>
+    </w:p>
+    <w:p>
+      <w:pPr>
+        <w:rPr>
+          <w:lang w:val="en-US"/>
+        </w:rPr>
+      </w:pPr>
+    </w:p>
+    <w:p>
+      <w:pPr>
+        <w:rPr>
+          <w:lang w:val="en-US"/>
+        </w:rPr>
+      </w:pPr>
+    </w:p>
+    <w:p>
+      <w:pPr>
+        <w:rPr>
+          <w:lang w:val="en-US"/>
+        </w:rPr>
+      </w:pPr>
+      <w:r>
+        <w:rPr>
+          <w:lang w:val="en-US"/>
+        </w:rPr>
+        <w:t>--headless -</w:t>
+      </w:r>
+      <w:r>
+        <w:rPr>
+          <w:lang w:val="en-US"/>
+        </w:rPr>
+        <w:sym w:font="Wingdings" w:char="F0E0"/>
+      </w:r>
+      <w:r>
+        <w:rPr>
+          <w:lang w:val="en-US"/>
+        </w:rPr>
+        <w:t xml:space="preserve"> run without UI</w:t>
+      </w:r>
+    </w:p>
+    <w:p>
+      <w:pPr>
+        <w:rPr>
+          <w:lang w:val="en-US"/>
+        </w:rPr>
+      </w:pPr>
+      <w:r>
+        <w:rPr>
+          <w:lang w:val="en-US"/>
+        </w:rPr>
+        <w:t xml:space="preserve">-u 100 </w:t>
+      </w:r>
+      <w:proofErr w:type="spellStart"/>
+      <w:r>
+        <w:rPr>
+          <w:lang w:val="en-US"/>
+        </w:rPr>
+        <w:t>toatl</w:t>
+      </w:r>
+      <w:proofErr w:type="spellEnd"/>
+      <w:r>
+        <w:rPr>
+          <w:lang w:val="en-US"/>
+        </w:rPr>
+        <w:t xml:space="preserve"> users to simulate</w:t>
+      </w:r>
+    </w:p>
+    <w:p>
+      <w:pPr>
+        <w:rPr>
+          <w:lang w:val="en-US"/>
+        </w:rPr>
+      </w:pPr>
+      <w:r>
+        <w:rPr>
+          <w:lang w:val="en-US"/>
+        </w:rPr>
+        <w:t>-r 10 Spawn rate(users/sec)</w:t>
+      </w:r>
+    </w:p>
+    <w:p>
+      <w:pPr>
+        <w:rPr>
+          <w:lang w:val="en-US"/>
+        </w:rPr>
+      </w:pPr>
+      <w:r>
+        <w:rPr>
+          <w:lang w:val="en-US"/>
+        </w:rPr>
+        <w:t>--run-time 1m    Test Duration (</w:t>
+      </w:r>
+      <w:proofErr w:type="spellStart"/>
+      <w:r>
+        <w:rPr>
+          <w:lang w:val="en-US"/>
+        </w:rPr>
+        <w:t>eg</w:t>
+      </w:r>
+      <w:proofErr w:type="spellEnd"/>
+      <w:proofErr w:type="gramStart"/>
+      <w:r>
+        <w:rPr>
+          <w:lang w:val="en-US"/>
+        </w:rPr>
+        <w:t xml:space="preserve">. </w:t>
+      </w:r>
+      <w:proofErr w:type="gramEnd"/>
+      <w:r>
+        <w:rPr>
+          <w:lang w:val="en-US"/>
+        </w:rPr>
+        <w:t>1 Minute)</w:t>
+      </w:r>
+    </w:p>
+    <w:p>
+      <w:pPr>
+        <w:rPr>
+          <w:lang w:val="en-US"/>
+        </w:rPr>
+      </w:pPr>
+      <w:r>
+        <w:rPr>
+          <w:lang w:val="en-US"/>
+        </w:rPr>
+        <w:t xml:space="preserve">--host   </w:t>
+      </w:r>
+      <w:hyperlink r:id="rId7" w:history="1">
+        <w:r>
+          <w:rPr>
+            <w:rStyle w:val="Hyperlink"/>
+            <w:lang w:val="en-US"/>
+          </w:rPr>
+          <w:t>http://localhost:8089</w:t>
+        </w:r>
+      </w:hyperlink>
+    </w:p>
+    <w:p>
+      <w:pPr>
+        <w:rPr>
+          <w:lang w:val="en-US"/>
+        </w:rPr>
+      </w:pPr>
+      <w:r>
+        <w:rPr>
+          <w:lang w:val="en-US"/>
+        </w:rPr>
+        <w:t>--csv=output.csv</w:t>
       </w:r>
       <w:bookmarkStart w:id="0" w:name="_GoBack"/>
       <w:bookmarkEnd w:id="0"/>
@@ -801,6 +964,7 @@
         <w:rPr>
           <w:lang w:val="en-US"/>
         </w:rPr>
+        <w:lastRenderedPageBreak/>
         <w:t>sudo</w:t>
       </w:r>
       <w:proofErr w:type="spellEnd"/>
@@ -1496,7 +1660,6 @@
         <w:rPr>
           <w:lang w:val="en-US"/>
         </w:rPr>
-        <w:lastRenderedPageBreak/>
         <w:t>goto</w:t>
       </w:r>
       <w:proofErr w:type="spellEnd"/>
@@ -1550,7 +1713,7 @@
                     <pic:cNvPicPr/>
                   </pic:nvPicPr>
                   <pic:blipFill rotWithShape="1">
-                    <a:blip r:embed="rId7"/>
+                    <a:blip r:embed="rId8"/>
                     <a:srcRect l="16617" t="11527" r="1785" b="6897"/>
                     <a:stretch/>
                   </pic:blipFill>
@@ -1596,6 +1759,7 @@
           <w:noProof/>
           <w:lang w:eastAsia="en-IN"/>
         </w:rPr>
+        <w:lastRenderedPageBreak/>
         <w:drawing>
           <wp:inline distT="0" distB="0" distL="0" distR="0" wp14:anchorId="6F4C2FFD" wp14:editId="42C29EA7">
             <wp:extent cx="4686300" cy="2609850"/>
@@ -1612,7 +1776,7 @@
                     <pic:cNvPicPr/>
                   </pic:nvPicPr>
                   <pic:blipFill rotWithShape="1">
-                    <a:blip r:embed="rId8"/>
+                    <a:blip r:embed="rId9"/>
                     <a:srcRect l="16618" t="12117" r="1618" b="6898"/>
                     <a:stretch/>
                   </pic:blipFill>
@@ -1658,7 +1822,6 @@
           <w:noProof/>
           <w:lang w:eastAsia="en-IN"/>
         </w:rPr>
-        <w:lastRenderedPageBreak/>
         <w:drawing>
           <wp:inline distT="0" distB="0" distL="0" distR="0" wp14:anchorId="01CE363C" wp14:editId="0F790A39">
             <wp:extent cx="5731510" cy="2562225"/>
@@ -1675,7 +1838,7 @@
                     <pic:cNvPicPr/>
                   </pic:nvPicPr>
                   <pic:blipFill rotWithShape="1">
-                    <a:blip r:embed="rId9"/>
+                    <a:blip r:embed="rId10"/>
                     <a:srcRect t="9458" b="11034"/>
                     <a:stretch/>
                   </pic:blipFill>
@@ -1683,6 +1846,61 @@
                     <a:xfrm>
                       <a:off x="0" y="0"/>
                       <a:ext cx="5731510" cy="2562225"/>
+                    </a:xfrm>
+                    <a:prstGeom prst="rect">
+                      <a:avLst/>
+                    </a:prstGeom>
+                    <a:ln>
+                      <a:noFill/>
+                    </a:ln>
+                    <a:extLst>
+                      <a:ext uri="{53640926-AAD7-44D8-BBD7-CCE9431645EC}">
+                        <a14:shadowObscured xmlns:a14="http://schemas.microsoft.com/office/drawing/2010/main"/>
+                      </a:ext>
+                    </a:extLst>
+                  </pic:spPr>
+                </pic:pic>
+              </a:graphicData>
+            </a:graphic>
+          </wp:inline>
+        </w:drawing>
+      </w:r>
+    </w:p>
+    <w:p>
+      <w:pPr>
+        <w:rPr>
+          <w:lang w:val="en-US"/>
+        </w:rPr>
+      </w:pPr>
+      <w:r>
+        <w:rPr>
+          <w:noProof/>
+          <w:lang w:eastAsia="en-IN"/>
+        </w:rPr>
+        <w:drawing>
+          <wp:inline distT="0" distB="0" distL="0" distR="0" wp14:anchorId="61DB3200" wp14:editId="753AE808">
+            <wp:extent cx="3971925" cy="2495550"/>
+            <wp:effectExtent l="0" t="0" r="9525" b="0"/>
+            <wp:docPr id="7" name="Picture 7"/>
+            <wp:cNvGraphicFramePr>
+              <a:graphicFrameLocks xmlns:a="http://schemas.openxmlformats.org/drawingml/2006/main" noChangeAspect="1"/>
+            </wp:cNvGraphicFramePr>
+            <a:graphic xmlns:a="http://schemas.openxmlformats.org/drawingml/2006/main">
+              <a:graphicData uri="http://schemas.openxmlformats.org/drawingml/2006/picture">
+                <pic:pic xmlns:pic="http://schemas.openxmlformats.org/drawingml/2006/picture">
+                  <pic:nvPicPr>
+                    <pic:cNvPr id="1" name=""/>
+                    <pic:cNvPicPr/>
+                  </pic:nvPicPr>
+                  <pic:blipFill rotWithShape="1">
+                    <a:blip r:embed="rId11"/>
+                    <a:srcRect l="27919" t="14779" r="2781" b="7783"/>
+                    <a:stretch/>
+                  </pic:blipFill>
+                  <pic:spPr bwMode="auto">
+                    <a:xfrm>
+                      <a:off x="0" y="0"/>
+                      <a:ext cx="3971925" cy="2495550"/>
                     </a:xfrm>
                     <a:prstGeom prst="rect">
                       <a:avLst/>
@@ -2471,6 +2689,17 @@
       <w:contextualSpacing/>
     </w:pPr>
   </w:style>
+  <w:style w:type="character" w:styleId="Hyperlink">
+    <w:name w:val="Hyperlink"/>
+    <w:basedOn w:val="DefaultParagraphFont"/>
+    <w:uiPriority w:val="99"/>
+    <w:unhideWhenUsed/>
+    <w:rsid w:val="007E702A"/>
+    <w:rPr>
+      <w:color w:val="0563C1" w:themeColor="hyperlink"/>
+      <w:u w:val="single"/>
+    </w:rPr>
+  </w:style>
 </w:styles>
 </file>
 
